--- a/rechtliches/BehoerdenKlar-Datenschutz.docx
+++ b/rechtliches/BehoerdenKlar-Datenschutz.docx
@@ -59,7 +59,7 @@
           <w:sz w:val="18"/>
           <w:szCs w:val="18"/>
         </w:rPr>
-        <w:t xml:space="preserve">Stand: 15.07.2026   ·   behoerdenbriefhelfer@gmail.com   ·   behoerdenklar.pages.dev</w:t>
+        <w:t xml:space="preserve">Stand: 15.07.2026   ·   behoerdenbriefhelfer@gmail.com   ·   behoerdenklar.de</w:t>
       </w:r>
     </w:p>
     <w:p>
@@ -1246,7 +1246,7 @@
           <w:sz w:val="21"/>
           <w:szCs w:val="21"/>
         </w:rPr>
-        <w:t xml:space="preserve">Dieses Dokument ist eine Selbstauskunft, kein Zertifikat. Die vollständige Datenschutzerklärung ist öffentlich unter behoerdenklar.pages.dev/datenschutz.</w:t>
+        <w:t xml:space="preserve">Dieses Dokument ist eine Selbstauskunft, kein Zertifikat. Die vollständige Datenschutzerklärung ist öffentlich unter behoerdenklar.de/datenschutz.</w:t>
       </w:r>
     </w:p>
     <w:p>
@@ -1393,7 +1393,7 @@
                 <w:sz w:val="21"/>
                 <w:szCs w:val="21"/>
               </w:rPr>
-              <w:t xml:space="preserve">📧  behoerdenbriefhelfer@gmail.com      🌐  behoerdenklar.pages.dev</w:t>
+              <w:t xml:space="preserve">📧  behoerdenbriefhelfer@gmail.com      🌐  behoerdenklar.de</w:t>
             </w:r>
           </w:p>
         </w:tc>
